--- a/01 Submittal Forms A-F.docx
+++ b/01 Submittal Forms A-F.docx
@@ -5402,19 +5402,7 @@
               <w:rPr>
                 <w:color w:val="000000" w:themeColor="text1"/>
               </w:rPr>
-              <w:t>years for clients using multiple types of software development lifecycle approaches. These approaches must include cross-functional teams that build modern technology stacks</w:t>
-            </w:r>
-            <w:r>
-              <w:rPr>
-                <w:color w:val="000000" w:themeColor="text1"/>
-              </w:rPr>
-              <w:t xml:space="preserve"> </w:t>
-            </w:r>
-            <w:r>
-              <w:rPr>
-                <w:color w:val="000000" w:themeColor="text1"/>
-              </w:rPr>
-              <w:t>and use an iterative, agile approach to continuously deliver working software to their clients.</w:t>
+              <w:t>years for clients using multiple types of software development lifecycle approaches. These approaches must include cross-functional teams that use human-centered design, build with modern technology stacks, and use an iterative, agile approach to continuously deliver working software to their clients.</w:t>
             </w:r>
             <w:bookmarkEnd w:id="3"/>
           </w:p>
@@ -5623,7 +5611,36 @@
                 <w:sz w:val="22"/>
                 <w:szCs w:val="22"/>
               </w:rPr>
-              <w:t xml:space="preserve">The Technical Lead </w:t>
+              <w:t xml:space="preserve">The </w:t>
+            </w:r>
+            <w:r>
+              <w:rPr>
+                <w:rFonts w:eastAsia="Calibri"/>
+                <w:color w:val="000000" w:themeColor="text1"/>
+                <w:sz w:val="22"/>
+                <w:szCs w:val="22"/>
+              </w:rPr>
+              <w:t xml:space="preserve">Data </w:t>
+            </w:r>
+            <w:proofErr w:type="spellStart"/>
+            <w:r>
+              <w:rPr>
+                <w:rFonts w:eastAsia="Calibri"/>
+                <w:color w:val="000000" w:themeColor="text1"/>
+                <w:sz w:val="22"/>
+                <w:szCs w:val="22"/>
+              </w:rPr>
+              <w:t>EngineerLead</w:t>
+            </w:r>
+            <w:proofErr w:type="spellEnd"/>
+            <w:r>
+              <w:rPr>
+                <w:rFonts w:eastAsia="Calibri"/>
+                <w:color w:val="000000" w:themeColor="text1"/>
+                <w:sz w:val="22"/>
+                <w:szCs w:val="22"/>
+              </w:rPr>
+              <w:t xml:space="preserve"> </w:t>
             </w:r>
             <w:r>
               <w:rPr>
